--- a/products-storage/04-polnyy-komplekt-pto/01-30-bazovye-pakety/07-uderzhaniya-shtrafy-zachety/01-pretenziya-na-uderzhanie.docx
+++ b/products-storage/04-polnyy-komplekt-pto/01-30-bazovye-pakety/07-uderzhaniya-shtrafy-zachety/01-pretenziya-na-uderzhanie.docx
@@ -107,13 +107,13 @@
     </w:p>
     <w:p>
       <w:r>
-        <w:t xml:space="preserve">   Согласно ст. 110 ГК РФ односторонний отказ от исполнения обязательства и одностороннее изменение его условий не допускаются, за исключением случаев, предусмотренных законом.</w:t>
+        <w:t xml:space="preserve">   Согласно ст. 310 ГК РФ односторонний отказ от исполнения обязательства и одностороннее изменение его условий не допускаются, за исключением случаев, предусмотренных законом.</w:t>
       </w:r>
     </w:p>
     <w:p/>
     <w:p>
       <w:r>
-        <w:t xml:space="preserve">   Согласно ст. 715 ГК РФ заказчик обязан уплатить подрядчику обусловленную цену после сдачи результата работы.</w:t>
+        <w:t xml:space="preserve">   Согласно ст. 711 ГК РФ заказчик обязан уплатить подрядчику обусловленную цену после сдачи результата работы.</w:t>
       </w:r>
     </w:p>
     <w:p/>

--- a/products-storage/04-polnyy-komplekt-pto/01-30-bazovye-pakety/07-uderzhaniya-shtrafy-zachety/01-pretenziya-na-uderzhanie.docx
+++ b/products-storage/04-polnyy-komplekt-pto/01-30-bazovye-pakety/07-uderzhaniya-shtrafy-zachety/01-pretenziya-na-uderzhanie.docx
@@ -107,13 +107,13 @@
     </w:p>
     <w:p>
       <w:r>
-        <w:t xml:space="preserve">   Согласно ст. 310 ГК РФ односторонний отказ от исполнения обязательства и одностороннее изменение его условий не допускаются, за исключением случаев, предусмотренных законом.</w:t>
+        <w:t xml:space="preserve">   Согласно ст. 110 ГК РФ односторонний отказ от исполнения обязательства и одностороннее изменение его условий не допускаются, за исключением случаев, предусмотренных законом.</w:t>
       </w:r>
     </w:p>
     <w:p/>
     <w:p>
       <w:r>
-        <w:t xml:space="preserve">   Согласно ст. 711 ГК РФ заказчик обязан уплатить подрядчику обусловленную цену после сдачи результата работы.</w:t>
+        <w:t xml:space="preserve">   Согласно ст. 715 ГК РФ заказчик обязан уплатить подрядчику обусловленную цену после сдачи результата работы.</w:t>
       </w:r>
     </w:p>
     <w:p/>

--- a/products-storage/04-polnyy-komplekt-pto/01-30-bazovye-pakety/07-uderzhaniya-shtrafy-zachety/01-pretenziya-na-uderzhanie.docx
+++ b/products-storage/04-polnyy-komplekt-pto/01-30-bazovye-pakety/07-uderzhaniya-shtrafy-zachety/01-pretenziya-na-uderzhanie.docx
@@ -107,13 +107,13 @@
     </w:p>
     <w:p>
       <w:r>
-        <w:t xml:space="preserve">   Согласно ст. 110 ГК РФ односторонний отказ от исполнения обязательства и одностороннее изменение его условий не допускаются, за исключением случаев, предусмотренных законом.</w:t>
+        <w:t xml:space="preserve">   Согласно ст. 310 ГК РФ односторонний отказ от исполнения обязательства и одностороннее изменение его условий не допускаются, за исключением случаев, предусмотренных законом.</w:t>
       </w:r>
     </w:p>
     <w:p/>
     <w:p>
       <w:r>
-        <w:t xml:space="preserve">   Согласно ст. 715 ГК РФ заказчик обязан уплатить подрядчику обусловленную цену после сдачи результата работы.</w:t>
+        <w:t xml:space="preserve">   Согласно п. 1 ст. 711 ГК РФ заказчик обязан уплатить подрядчику обусловленную цену после окончательной сдачи результатов работы при условии, что работа выполнена надлежащим образом и в согласованный срок. Порядок оплаты работ по договору строительного подряда установлен ст. 746 ГК РФ.</w:t>
       </w:r>
     </w:p>
     <w:p/>
